--- a/deliverables/北京交通大学计算机与信息技术学院实习实训日志-温豪杰-24281112.docx
+++ b/deliverables/北京交通大学计算机与信息技术学院实习实训日志-温豪杰-24281112.docx
@@ -186,17 +186,7 @@
             <w:vAlign w:val="center"/>
           </w:tcPr>
           <w:p>
-            <w:pPr>
-              <w:spacing w:after="0"/>
-            </w:pPr>
-            <w:r/>
             <w:r>
-              <w:rPr>
-                <w:rFonts w:ascii="Microsoft YaHei" w:hAnsi="Microsoft YaHei" w:eastAsia="Microsoft YaHei"/>
-                <w:b w:val="0"/>
-                <w:color w:val="202124"/>
-                <w:sz w:val="18"/>
-              </w:rPr>
               <w:t>2026-07-11</w:t>
             </w:r>
           </w:p>
@@ -207,18 +197,8 @@
             <w:vAlign w:val="center"/>
           </w:tcPr>
           <w:p>
-            <w:pPr>
-              <w:spacing w:after="0"/>
-            </w:pPr>
-            <w:r/>
             <w:r>
-              <w:rPr>
-                <w:rFonts w:ascii="Microsoft YaHei" w:hAnsi="Microsoft YaHei" w:eastAsia="Microsoft YaHei"/>
-                <w:b w:val="0"/>
-                <w:color w:val="202124"/>
-                <w:sz w:val="18"/>
-              </w:rPr>
-              <w:t>调研 Zenodo、Roboflow 和 Kaggle 数据集，比较规模与标注格式。</w:t>
+              <w:t>比较早期海外数据与 CCPD 国内车牌数据，整理差异说明。</w:t>
             </w:r>
           </w:p>
         </w:tc>
@@ -228,17 +208,7 @@
             <w:vAlign w:val="center"/>
           </w:tcPr>
           <w:p>
-            <w:pPr>
-              <w:spacing w:after="0"/>
-            </w:pPr>
-            <w:r/>
             <w:r>
-              <w:rPr>
-                <w:rFonts w:ascii="Microsoft YaHei" w:hAnsi="Microsoft YaHei" w:eastAsia="Microsoft YaHei"/>
-                <w:b w:val="0"/>
-                <w:color w:val="202124"/>
-                <w:sz w:val="18"/>
-              </w:rPr>
               <w:t>已完成</w:t>
             </w:r>
           </w:p>
@@ -251,17 +221,7 @@
             <w:vAlign w:val="center"/>
           </w:tcPr>
           <w:p>
-            <w:pPr>
-              <w:spacing w:after="0"/>
-            </w:pPr>
-            <w:r/>
             <w:r>
-              <w:rPr>
-                <w:rFonts w:ascii="Microsoft YaHei" w:hAnsi="Microsoft YaHei" w:eastAsia="Microsoft YaHei"/>
-                <w:b w:val="0"/>
-                <w:color w:val="202124"/>
-                <w:sz w:val="18"/>
-              </w:rPr>
               <w:t>2026-07-12</w:t>
             </w:r>
           </w:p>
@@ -272,18 +232,8 @@
             <w:vAlign w:val="center"/>
           </w:tcPr>
           <w:p>
-            <w:pPr>
-              <w:spacing w:after="0"/>
-            </w:pPr>
-            <w:r/>
             <w:r>
-              <w:rPr>
-                <w:rFonts w:ascii="Microsoft YaHei" w:hAnsi="Microsoft YaHei" w:eastAsia="Microsoft YaHei"/>
-                <w:b w:val="0"/>
-                <w:color w:val="202124"/>
-                <w:sz w:val="18"/>
-              </w:rPr>
-              <w:t>下载并检查数据文件，整理 images、labels、train、valid、test 目录。</w:t>
+              <w:t>整理 CCPD2020 文件，核对文件名中的角点和车牌标注。</w:t>
             </w:r>
           </w:p>
         </w:tc>
@@ -293,17 +243,7 @@
             <w:vAlign w:val="center"/>
           </w:tcPr>
           <w:p>
-            <w:pPr>
-              <w:spacing w:after="0"/>
-            </w:pPr>
-            <w:r/>
             <w:r>
-              <w:rPr>
-                <w:rFonts w:ascii="Microsoft YaHei" w:hAnsi="Microsoft YaHei" w:eastAsia="Microsoft YaHei"/>
-                <w:b w:val="0"/>
-                <w:color w:val="202124"/>
-                <w:sz w:val="18"/>
-              </w:rPr>
               <w:t>已完成</w:t>
             </w:r>
           </w:p>
@@ -316,17 +256,7 @@
             <w:vAlign w:val="center"/>
           </w:tcPr>
           <w:p>
-            <w:pPr>
-              <w:spacing w:after="0"/>
-            </w:pPr>
-            <w:r/>
             <w:r>
-              <w:rPr>
-                <w:rFonts w:ascii="Microsoft YaHei" w:hAnsi="Microsoft YaHei" w:eastAsia="Microsoft YaHei"/>
-                <w:b w:val="0"/>
-                <w:color w:val="202124"/>
-                <w:sz w:val="18"/>
-              </w:rPr>
               <w:t>2026-07-13</w:t>
             </w:r>
           </w:p>
@@ -337,18 +267,8 @@
             <w:vAlign w:val="center"/>
           </w:tcPr>
           <w:p>
-            <w:pPr>
-              <w:spacing w:after="0"/>
-            </w:pPr>
-            <w:r/>
             <w:r>
-              <w:rPr>
-                <w:rFonts w:ascii="Microsoft YaHei" w:hAnsi="Microsoft YaHei" w:eastAsia="Microsoft YaHei"/>
-                <w:b w:val="0"/>
-                <w:color w:val="202124"/>
-                <w:sz w:val="18"/>
-              </w:rPr>
-              <w:t>编写和运行数据集合并脚本，处理重复文件名与标签路径。</w:t>
+              <w:t>运行数据转换并复核 9652/1149/975 的训练、验证、测试划分。</w:t>
             </w:r>
           </w:p>
         </w:tc>
@@ -358,17 +278,7 @@
             <w:vAlign w:val="center"/>
           </w:tcPr>
           <w:p>
-            <w:pPr>
-              <w:spacing w:after="0"/>
-            </w:pPr>
-            <w:r/>
             <w:r>
-              <w:rPr>
-                <w:rFonts w:ascii="Microsoft YaHei" w:hAnsi="Microsoft YaHei" w:eastAsia="Microsoft YaHei"/>
-                <w:b w:val="0"/>
-                <w:color w:val="202124"/>
-                <w:sz w:val="18"/>
-              </w:rPr>
               <w:t>已完成</w:t>
             </w:r>
           </w:p>
@@ -446,17 +356,7 @@
             <w:vAlign w:val="center"/>
           </w:tcPr>
           <w:p>
-            <w:pPr>
-              <w:spacing w:after="0"/>
-            </w:pPr>
-            <w:r/>
             <w:r>
-              <w:rPr>
-                <w:rFonts w:ascii="Microsoft YaHei" w:hAnsi="Microsoft YaHei" w:eastAsia="Microsoft YaHei"/>
-                <w:b w:val="0"/>
-                <w:color w:val="202124"/>
-                <w:sz w:val="18"/>
-              </w:rPr>
               <w:t>2026-07-15</w:t>
             </w:r>
           </w:p>
@@ -467,18 +367,8 @@
             <w:vAlign w:val="center"/>
           </w:tcPr>
           <w:p>
-            <w:pPr>
-              <w:spacing w:after="0"/>
-            </w:pPr>
-            <w:r/>
             <w:r>
-              <w:rPr>
-                <w:rFonts w:ascii="Microsoft YaHei" w:hAnsi="Microsoft YaHei" w:eastAsia="Microsoft YaHei"/>
-                <w:b w:val="0"/>
-                <w:color w:val="202124"/>
-                <w:sz w:val="18"/>
-              </w:rPr>
-              <w:t>完成 12 轮训练，记录验证损失、测试损失并保存最佳权重。</w:t>
+              <w:t>整理训练曲线与指标，复核 mAP50 和 mAP50-95。</w:t>
             </w:r>
           </w:p>
         </w:tc>
@@ -488,17 +378,7 @@
             <w:vAlign w:val="center"/>
           </w:tcPr>
           <w:p>
-            <w:pPr>
-              <w:spacing w:after="0"/>
-            </w:pPr>
-            <w:r/>
             <w:r>
-              <w:rPr>
-                <w:rFonts w:ascii="Microsoft YaHei" w:hAnsi="Microsoft YaHei" w:eastAsia="Microsoft YaHei"/>
-                <w:b w:val="0"/>
-                <w:color w:val="202124"/>
-                <w:sz w:val="18"/>
-              </w:rPr>
               <w:t>已完成</w:t>
             </w:r>
           </w:p>
@@ -641,17 +521,7 @@
             <w:vAlign w:val="center"/>
           </w:tcPr>
           <w:p>
-            <w:pPr>
-              <w:spacing w:after="0"/>
-            </w:pPr>
-            <w:r/>
             <w:r>
-              <w:rPr>
-                <w:rFonts w:ascii="Microsoft YaHei" w:hAnsi="Microsoft YaHei" w:eastAsia="Microsoft YaHei"/>
-                <w:b w:val="0"/>
-                <w:color w:val="202124"/>
-                <w:sz w:val="18"/>
-              </w:rPr>
               <w:t>2026-07-18</w:t>
             </w:r>
           </w:p>
@@ -662,18 +532,8 @@
             <w:vAlign w:val="center"/>
           </w:tcPr>
           <w:p>
-            <w:pPr>
-              <w:spacing w:after="0"/>
-            </w:pPr>
-            <w:r/>
             <w:r>
-              <w:rPr>
-                <w:rFonts w:ascii="Microsoft YaHei" w:hAnsi="Microsoft YaHei" w:eastAsia="Microsoft YaHei"/>
-                <w:b w:val="0"/>
-                <w:color w:val="202124"/>
-                <w:sz w:val="18"/>
-              </w:rPr>
-              <w:t>补充模型与数据说明，核对 PPT 和报告中的实验数据。</w:t>
+              <w:t>更新报告中的数据来源、训练参数和实验结果。</w:t>
             </w:r>
           </w:p>
         </w:tc>
@@ -683,17 +543,7 @@
             <w:vAlign w:val="center"/>
           </w:tcPr>
           <w:p>
-            <w:pPr>
-              <w:spacing w:after="0"/>
-            </w:pPr>
-            <w:r/>
             <w:r>
-              <w:rPr>
-                <w:rFonts w:ascii="Microsoft YaHei" w:hAnsi="Microsoft YaHei" w:eastAsia="Microsoft YaHei"/>
-                <w:b w:val="0"/>
-                <w:color w:val="202124"/>
-                <w:sz w:val="18"/>
-              </w:rPr>
               <w:t>已完成</w:t>
             </w:r>
           </w:p>
@@ -706,17 +556,7 @@
             <w:vAlign w:val="center"/>
           </w:tcPr>
           <w:p>
-            <w:pPr>
-              <w:spacing w:after="0"/>
-            </w:pPr>
-            <w:r/>
             <w:r>
-              <w:rPr>
-                <w:rFonts w:ascii="Microsoft YaHei" w:hAnsi="Microsoft YaHei" w:eastAsia="Microsoft YaHei"/>
-                <w:b w:val="0"/>
-                <w:color w:val="202124"/>
-                <w:sz w:val="18"/>
-              </w:rPr>
               <w:t>2026-07-19</w:t>
             </w:r>
           </w:p>
@@ -727,18 +567,8 @@
             <w:vAlign w:val="center"/>
           </w:tcPr>
           <w:p>
-            <w:pPr>
-              <w:spacing w:after="0"/>
-            </w:pPr>
-            <w:r/>
             <w:r>
-              <w:rPr>
-                <w:rFonts w:ascii="Microsoft YaHei" w:hAnsi="Microsoft YaHei" w:eastAsia="Microsoft YaHei"/>
-                <w:b w:val="0"/>
-                <w:color w:val="202124"/>
-                <w:sz w:val="18"/>
-              </w:rPr>
-              <w:t>复查数据来源、训练参数和实验结论，协助最终验收。</w:t>
+              <w:t>复查报告、开发日志、截图说明和提交清单。</w:t>
             </w:r>
           </w:p>
         </w:tc>
@@ -748,17 +578,7 @@
             <w:vAlign w:val="center"/>
           </w:tcPr>
           <w:p>
-            <w:pPr>
-              <w:spacing w:after="0"/>
-            </w:pPr>
-            <w:r/>
             <w:r>
-              <w:rPr>
-                <w:rFonts w:ascii="Microsoft YaHei" w:hAnsi="Microsoft YaHei" w:eastAsia="Microsoft YaHei"/>
-                <w:b w:val="0"/>
-                <w:color w:val="202124"/>
-                <w:sz w:val="18"/>
-              </w:rPr>
               <w:t>已完成</w:t>
             </w:r>
           </w:p>
@@ -770,13 +590,7 @@
         <w:spacing w:before="240" w:line="300" w:lineRule="auto"/>
       </w:pPr>
       <w:r>
-        <w:rPr>
-          <w:rFonts w:ascii="Microsoft YaHei" w:hAnsi="Microsoft YaHei" w:eastAsia="Microsoft YaHei"/>
-          <w:b w:val="0"/>
-          <w:color w:val="202124"/>
-          <w:sz w:val="21"/>
-        </w:rPr>
-        <w:t>个人总结：本阶段主要承担数据集整理、训练脚本、模型训练、实验结果分析。通过连续 10 天的开发和协作，进一步熟悉了视觉 AI 项目从数据、模型到后端接口、前端展示和课程材料整理的完整过程。</w:t>
+        <w:t>个人总结：本阶段主要承担数据集整理、标注核对、实验结果分析、课程报告和过程材料，贡献度 30%。通过连续 10 天的开发和协作，掌握了国内车牌数据转换、训练结果复核和课程文档整理流程。</w:t>
       </w:r>
     </w:p>
     <w:sectPr>
